--- a/templates/法律顾问/4法定代表人身份证明.docx
+++ b/templates/法律顾问/4法定代表人身份证明.docx
@@ -79,7 +79,7 @@
           <w:szCs w:val="32"/>
           <w:u w:val="single"/>
         </w:rPr>
-        <w:t xml:space="preserve"> {{四法定代表人}} </w:t>
+        <w:t xml:space="preserve"> {{_4法定代表人}} </w:t>
       </w:r>
       <w:r>
         <w:rPr>
@@ -96,7 +96,7 @@
           <w:szCs w:val="32"/>
           <w:u w:val="single"/>
         </w:rPr>
-        <w:t xml:space="preserve"> {{四法定代表人职务}}</w:t>
+        <w:t xml:space="preserve"> {{_4法定代表人职务}}</w:t>
       </w:r>
       <w:bookmarkStart w:id="0" w:name="_GoBack"/>
       <w:bookmarkEnd w:id="0"/>
@@ -176,7 +176,7 @@
           <w:sz w:val="32"/>
           <w:szCs w:val="32"/>
         </w:rPr>
-        <w:t>{{一委托日期}}</w:t>
+        <w:t>{{_1委托日期}}</w:t>
       </w:r>
     </w:p>
     <w:p>
